--- a/06 Composites App/app/docs/standards/CS-004 Mold Sealing, Release & Surface Prep.docx
+++ b/06 Composites App/app/docs/standards/CS-004 Mold Sealing, Release & Surface Prep.docx
@@ -744,7 +744,7 @@
     </w:p>
     <w:p>
       <w:r>
-        <w:t>CNC-machined polyurethane tooling-board molds (30–60 lb/ft³, Coastal Enterprises stock) used for resin infusion or wet layup. Not covered: 3D-printed compression molds (CS-003 Appendix A) and hotwire foam male molds.</w:t>
+        <w:t>CNC-machined polyurethane tooling-board molds (30–60 lb/ft³, Coastal Enterprises stock) used for resin infusion or wet layup. Not covered: 3D-printed compression molds (CS-006 Composites Appendix A) and hotwire foam male molds.</w:t>
       </w:r>
     </w:p>
     <w:p>
@@ -854,7 +854,7 @@
                 <w:rFonts w:ascii="Courier New" w:hAnsi="Courier New"/>
                 <w:sz w:val="19"/>
               </w:rPr>
-              <w:t>04 Datasheets/EC-TDS-XCR-Epoxy-Coating-Resin.pdf</w:t>
+              <w:t>03 Datasheets/EC-TDS-XCR-Epoxy-Coating-Resin.pdf</w:t>
             </w:r>
           </w:p>
         </w:tc>
@@ -896,7 +896,7 @@
                 <w:rFonts w:ascii="Courier New" w:hAnsi="Courier New"/>
                 <w:sz w:val="19"/>
               </w:rPr>
-              <w:t>04 Datasheets/EC-SDS-XCR-Epoxy-Coating-Resin-Combined.pdf</w:t>
+              <w:t>03 Datasheets/EC-SDS-XCR-Epoxy-Coating-Resin-Combined.pdf</w:t>
             </w:r>
           </w:p>
         </w:tc>
@@ -938,7 +938,7 @@
                 <w:rFonts w:ascii="Courier New" w:hAnsi="Courier New"/>
                 <w:sz w:val="19"/>
               </w:rPr>
-              <w:t>04 Datasheets/PARTALL-Film-10.pdf</w:t>
+              <w:t>03 Datasheets/PARTALL-Film-10.pdf</w:t>
             </w:r>
             <w:r>
               <w:rPr>
@@ -993,7 +993,7 @@
                 <w:rFonts w:ascii="Courier New" w:hAnsi="Courier New"/>
                 <w:sz w:val="19"/>
               </w:rPr>
-              <w:t>04 Datasheets/FORMULA-FIVE-Mold-Release-Wax.pdf</w:t>
+              <w:t>03 Datasheets/FORMULA-FIVE-Mold-Release-Wax.pdf</w:t>
             </w:r>
             <w:r>
               <w:rPr>
@@ -1048,7 +1048,7 @@
                 <w:rFonts w:ascii="Courier New" w:hAnsi="Courier New"/>
                 <w:sz w:val="19"/>
               </w:rPr>
-              <w:t>04 Datasheets/FORMULA-FIVE-Clean-N-Glaze.pdf</w:t>
+              <w:t>03 Datasheets/FORMULA-FIVE-Clean-N-Glaze.pdf</w:t>
             </w:r>
             <w:r>
               <w:rPr>

--- a/06 Composites App/app/docs/standards/CS-004 Mold Sealing, Release & Surface Prep.docx
+++ b/06 Composites App/app/docs/standards/CS-004 Mold Sealing, Release & Surface Prep.docx
@@ -90,7 +90,7 @@
               <w:rPr>
                 <w:sz w:val="19"/>
               </w:rPr>
-              <w:t>Mold Sealing, Release &amp; Surface Preparation (Polyurethane Tooling Board)</w:t>
+              <w:t>Mold Sealing, Release &amp; Surface Prep</w:t>
             </w:r>
           </w:p>
         </w:tc>
@@ -119,7 +119,7 @@
               <w:rPr>
                 <w:sz w:val="19"/>
               </w:rPr>
-              <w:t>D</w:t>
+              <w:t>E</w:t>
             </w:r>
           </w:p>
         </w:tc>
@@ -177,7 +177,7 @@
               <w:rPr>
                 <w:sz w:val="19"/>
               </w:rPr>
-              <w:t>2026-08-28</w:t>
+              <w:t>2026-10-10</w:t>
             </w:r>
           </w:p>
         </w:tc>
@@ -360,7 +360,7 @@
               <w:rPr>
                 <w:sz w:val="19"/>
               </w:rPr>
-              <w:t>simon (reviewer agent) — G2a</w:t>
+              <w:t>simon (reviewer agent)</w:t>
             </w:r>
           </w:p>
         </w:tc>
@@ -373,7 +373,7 @@
               <w:rPr>
                 <w:sz w:val="19"/>
               </w:rPr>
-              <w:t>2026-07-12</w:t>
+              <w:t>2026-10-10</w:t>
             </w:r>
           </w:p>
         </w:tc>
@@ -710,6 +710,60 @@
           </w:p>
         </w:tc>
       </w:tr>
+      <w:tr>
+        <w:tc>
+          <w:tcPr>
+            <w:tcW w:type="dxa" w:w="2412"/>
+          </w:tcPr>
+          <w:p>
+            <w:r>
+              <w:rPr>
+                <w:sz w:val="19"/>
+              </w:rPr>
+              <w:t>E</w:t>
+            </w:r>
+          </w:p>
+        </w:tc>
+        <w:tc>
+          <w:tcPr>
+            <w:tcW w:type="dxa" w:w="2412"/>
+          </w:tcPr>
+          <w:p>
+            <w:r>
+              <w:rPr>
+                <w:sz w:val="19"/>
+              </w:rPr>
+              <w:t>2026-10-10</w:t>
+            </w:r>
+          </w:p>
+        </w:tc>
+        <w:tc>
+          <w:tcPr>
+            <w:tcW w:type="dxa" w:w="2412"/>
+          </w:tcPr>
+          <w:p>
+            <w:r>
+              <w:rPr>
+                <w:sz w:val="19"/>
+              </w:rPr>
+              <w:t>Claude (doc overhaul, requested by Simon Starbuck)</w:t>
+            </w:r>
+          </w:p>
+        </w:tc>
+        <w:tc>
+          <w:tcPr>
+            <w:tcW w:type="dxa" w:w="2412"/>
+          </w:tcPr>
+          <w:p>
+            <w:r>
+              <w:rPr>
+                <w:sz w:val="19"/>
+              </w:rPr>
+              <w:t>§6 hazards corrected to the XCR SDS, plus a shall: no XCR after a past skin reaction. §7.3 adds the 12 h FEB hold before release, jug temperature, the next-session recoat path and a should for mixed-grade molds; the overcoat time is now a fingernail check, not a deadline. App fields named in §7.4, §7.5 and §9, ending at Ready for layup. Scope points to CS-003 Appendix A; storage and IPA grade added; headings reworded for search. Title field matches the H1 (R-IDX-04). Eye PPE from the XCR SDS: safety glasses as a shall, EN 166 goggles as a should with goggles on the purchase list (Simon, 2026-10-10). IPA grade stated as a team rule. Round 6 fact-check: the 1 h wax out-gas wait before PVA added as §7.4 step 2 from the Formula Five and Partall guides (R-004-30), so §7.4 steps 2 to 4 become 3 to 5; the wax and PVA coat counts and the 800 grit denib marked as team values; the label patch is one rule, the 40 mm keep-out (R-001-30, Round 3 row); emphasis bold dropped; §6 notes the XCR SDS §11.1 respiratory-sensitiser warning; §7.3 step 4 plans two coats on 45 lb board (team rule), now that CS-003 lists that grade. Register R-004-01..14, R-004-30.</w:t>
+            </w:r>
+          </w:p>
+        </w:tc>
+      </w:tr>
     </w:tbl>
     <w:p/>
     <w:p>
@@ -722,16 +776,7 @@
     </w:p>
     <w:p>
       <w:r>
-        <w:t xml:space="preserve">Mold surface prep was our single most expensive recurring problem in SN5 (PP-01). Duratec was pricey, pooled in crevices and hid our scribe lines, needed high-grit sanding on soft board, and we sanded through it constantly; every incident cost a day-plus re-coat cycle. In spring 2026 we switched to </w:t>
-      </w:r>
-      <w:r>
-        <w:rPr>
-          <w:b/>
-        </w:rPr>
-        <w:t>XCR coating resin</w:t>
-      </w:r>
-      <w:r>
-        <w:t>: paint it on, no sand-back, better finish, better geometric accuracy. This doc locks that decision in and gives one procedure from "machined mold" to "ready for layup", so the reasoning doesn't get lost and re-argued next year.</w:t>
+        <w:t>Mold surface prep was our single most expensive recurring problem in SN5 (PP-01). Duratec was pricey, pooled in crevices and hid our scribe lines, needed high-grit sanding on soft board, and we sanded through it constantly; every incident cost a day-plus re-coat cycle. In spring 2026 we switched to XCR coating resin: paint it on, no sand-back, better finish, better geometric accuracy. This doc locks that decision in and gives one procedure from "machined mold" to "ready for layup", so the reasoning doesn't get lost and re-argued next year.</w:t>
       </w:r>
     </w:p>
     <w:p>
@@ -744,7 +789,7 @@
     </w:p>
     <w:p>
       <w:r>
-        <w:t>CNC-machined polyurethane tooling-board molds (30–60 lb/ft³, Coastal Enterprises stock) used for resin infusion or wet layup. Not covered: 3D-printed compression molds (CS-006 Composites Appendix A) and hotwire foam male molds.</w:t>
+        <w:t>CNC-machined polyurethane tooling-board molds (30–60 lb/ft³, Coastal Enterprises stock) used for resin infusion or wet layup. Not covered: 3D-printed compression (forged CF) molds (CS-003 Appendix A) and hotwire foam male molds.</w:t>
       </w:r>
     </w:p>
     <w:p>
@@ -1156,6 +1201,61 @@
           </w:p>
         </w:tc>
       </w:tr>
+      <w:tr>
+        <w:tc>
+          <w:tcPr>
+            <w:tcW w:type="dxa" w:w="3216"/>
+          </w:tcPr>
+          <w:p>
+            <w:r>
+              <w:rPr>
+                <w:sz w:val="19"/>
+              </w:rPr>
+              <w:t>R8</w:t>
+            </w:r>
+          </w:p>
+        </w:tc>
+        <w:tc>
+          <w:tcPr>
+            <w:tcW w:type="dxa" w:w="3216"/>
+          </w:tcPr>
+          <w:p>
+            <w:r>
+              <w:rPr>
+                <w:sz w:val="19"/>
+              </w:rPr>
+              <w:t>Isopropyl alcohol SDSs, 91% and 70% (stand-ins for the team's bottles: hazards only, no numbers read from them)</w:t>
+            </w:r>
+          </w:p>
+        </w:tc>
+        <w:tc>
+          <w:tcPr>
+            <w:tcW w:type="dxa" w:w="3216"/>
+          </w:tcPr>
+          <w:p>
+            <w:r>
+              <w:rPr>
+                <w:rFonts w:ascii="Courier New" w:hAnsi="Courier New"/>
+                <w:sz w:val="19"/>
+              </w:rPr>
+              <w:t>03 Datasheets/SDS-Isopropyl-Alcohol-91-Alliance.pdf</w:t>
+            </w:r>
+            <w:r>
+              <w:rPr>
+                <w:sz w:val="19"/>
+              </w:rPr>
+              <w:t xml:space="preserve">, </w:t>
+            </w:r>
+            <w:r>
+              <w:rPr>
+                <w:rFonts w:ascii="Courier New" w:hAnsi="Courier New"/>
+                <w:sz w:val="19"/>
+              </w:rPr>
+              <w:t>03 Datasheets/SDS-Isopropyl-Alcohol-70-Fisher-A459.pdf</w:t>
+            </w:r>
+          </w:p>
+        </w:tc>
+      </w:tr>
     </w:tbl>
     <w:p/>
     <w:p>
@@ -1174,7 +1274,7 @@
         <w:rPr>
           <w:b/>
         </w:rPr>
-        <w:t>XCR key numbers (all from R1):</w:t>
+        <w:t>XCR key numbers (from R1 unless the row says otherwise):</w:t>
       </w:r>
     </w:p>
     <w:tbl>
@@ -1243,16 +1343,9 @@
           <w:p>
             <w:r>
               <w:rPr>
-                <w:b/>
                 <w:sz w:val="19"/>
               </w:rPr>
-              <w:t>100 : 41 resin : hardener by weight</w:t>
-            </w:r>
-            <w:r>
-              <w:rPr>
-                <w:sz w:val="19"/>
-              </w:rPr>
-              <w:t xml:space="preserve"> (2 : 1 by volume; weight preferred)</w:t>
+              <w:t>100 : 41 resin : hardener by weight (2 : 1 by volume; weight preferred)</w:t>
             </w:r>
           </w:p>
         </w:tc>
@@ -1278,7 +1371,6 @@
           <w:p>
             <w:r>
               <w:rPr>
-                <w:b/>
                 <w:sz w:val="19"/>
               </w:rPr>
               <w:t>8 min at 20 °C; 4 min at 30 °C</w:t>
@@ -1296,7 +1388,7 @@
               <w:rPr>
                 <w:sz w:val="19"/>
               </w:rPr>
-              <w:t>Overcoat window</w:t>
+              <w:t>Overcoat time</w:t>
             </w:r>
           </w:p>
         </w:tc>
@@ -1309,14 +1401,7 @@
               <w:rPr>
                 <w:sz w:val="19"/>
               </w:rPr>
-              <w:t xml:space="preserve">apply next coat at firm-but-tacky: </w:t>
-            </w:r>
-            <w:r>
-              <w:rPr>
-                <w:b/>
-                <w:sz w:val="19"/>
-              </w:rPr>
-              <w:t>within ~2 h 50 at 20 °C / 1 h 30 at 30 °C</w:t>
+              <w:t>about 2 h 50 at 20 °C, 1 h 30 at 30 °C: the first coat is usually firm but tacky by then. Check with a fingernail; the state decides, not the clock</w:t>
             </w:r>
           </w:p>
         </w:tc>
@@ -1331,7 +1416,7 @@
               <w:rPr>
                 <w:sz w:val="19"/>
               </w:rPr>
-              <w:t>If tack-free / window missed</w:t>
+              <w:t>If tack-free (overcoat time passed, or another day)</w:t>
             </w:r>
           </w:p>
         </w:tc>
@@ -1372,7 +1457,48 @@
               <w:rPr>
                 <w:sz w:val="19"/>
               </w:rPr>
-              <w:t>8 h 30 at 20 °C; 4 h 30 at 30 °C</w:t>
+              <w:t>8 h 30 at 20 °C; 4 h 30 at 30 °C; handleable at about 9 h at 20 °C</w:t>
+            </w:r>
+          </w:p>
+        </w:tc>
+      </w:tr>
+      <w:tr>
+        <w:tc>
+          <w:tcPr>
+            <w:tcW w:type="dxa" w:w="4824"/>
+          </w:tcPr>
+          <w:p>
+            <w:r>
+              <w:rPr>
+                <w:sz w:val="19"/>
+              </w:rPr>
+              <w:t>FEB hold before the release system (team hold, not R1)</w:t>
+            </w:r>
+          </w:p>
+        </w:tc>
+        <w:tc>
+          <w:tcPr>
+            <w:tcW w:type="dxa" w:w="4824"/>
+          </w:tcPr>
+          <w:p>
+            <w:r>
+              <w:rPr>
+                <w:sz w:val="19"/>
+              </w:rPr>
+              <w:t xml:space="preserve">12 h after the last coat (CS-008 §5; </w:t>
+            </w:r>
+            <w:r>
+              <w:rPr>
+                <w:rFonts w:ascii="Courier New" w:hAnsi="Courier New"/>
+                <w:sz w:val="19"/>
+              </w:rPr>
+              <w:t>app/resins.js</w:t>
+            </w:r>
+            <w:r>
+              <w:rPr>
+                <w:sz w:val="19"/>
+              </w:rPr>
+              <w:t>, XCR row)</w:t>
             </w:r>
           </w:p>
         </w:tc>
@@ -1428,7 +1554,7 @@
               <w:rPr>
                 <w:sz w:val="19"/>
               </w:rPr>
-              <w:t>ambient 15–30 °C; ≥20 °C recommended and held through cure</w:t>
+              <w:t>ambient 15–30 °C; ≥20 °C recommended and held through cure; both jugs inside 15–30 °C before mixing; avoid high humidity</w:t>
             </w:r>
           </w:p>
         </w:tc>
@@ -1457,6 +1583,34 @@
                 <w:sz w:val="19"/>
               </w:rPr>
               <w:t>none until ≥24 h after application</w:t>
+            </w:r>
+          </w:p>
+        </w:tc>
+      </w:tr>
+      <w:tr>
+        <w:tc>
+          <w:tcPr>
+            <w:tcW w:type="dxa" w:w="4824"/>
+          </w:tcPr>
+          <w:p>
+            <w:r>
+              <w:rPr>
+                <w:sz w:val="19"/>
+              </w:rPr>
+              <w:t>Storage</w:t>
+            </w:r>
+          </w:p>
+        </w:tc>
+        <w:tc>
+          <w:tcPr>
+            <w:tcW w:type="dxa" w:w="4824"/>
+          </w:tcPr>
+          <w:p>
+            <w:r>
+              <w:rPr>
+                <w:sz w:val="19"/>
+              </w:rPr>
+              <w:t>20–25 °C, tightly sealed; 12-month shelf life. Where it lives: CS-011</w:t>
             </w:r>
           </w:p>
         </w:tc>
@@ -1879,7 +2033,7 @@
               <w:rPr>
                 <w:sz w:val="19"/>
               </w:rPr>
-              <w:t>Step 7.1</w:t>
+              <w:t>Step 7.1 [held for Simon: shop vacuum instead, REGISTER R-004-15]</w:t>
             </w:r>
           </w:p>
         </w:tc>
@@ -1907,7 +2061,7 @@
               <w:rPr>
                 <w:sz w:val="19"/>
               </w:rPr>
-              <w:t>≥90% IPA</w:t>
+              <w:t>The 91% isopropyl bottle (team rule; the app records it as "Isopropyl alcohol 91%"), never the 70% rubbing alcohol</w:t>
             </w:r>
           </w:p>
         </w:tc>
@@ -1933,7 +2087,7 @@
               <w:rPr>
                 <w:sz w:val="19"/>
               </w:rPr>
-              <w:t>Never acetone, never fibrous shop towels (R7)</w:t>
+              <w:t>Never acetone, never fibrous shop towels (R7). SDS: R8</w:t>
             </w:r>
           </w:p>
         </w:tc>
@@ -2109,7 +2263,7 @@
       <w:r>
         <w:drawing>
           <wp:inline xmlns:a="http://schemas.openxmlformats.org/drawingml/2006/main" xmlns:pic="http://schemas.openxmlformats.org/drawingml/2006/picture">
-            <wp:extent cx="5669280" cy="2770216"/>
+            <wp:extent cx="5669280" cy="5839358"/>
             <wp:docPr id="1" name="Picture 1"/>
             <wp:cNvGraphicFramePr>
               <a:graphicFrameLocks noChangeAspect="1"/>
@@ -2118,7 +2272,7 @@
               <a:graphicData uri="http://schemas.openxmlformats.org/drawingml/2006/picture">
                 <pic:pic>
                   <pic:nvPicPr>
-                    <pic:cNvPr id="0" name="cs004-seal-stack.png"/>
+                    <pic:cNvPr id="0" name="cs004-seal-stack.v2.png"/>
                     <pic:cNvPicPr/>
                   </pic:nvPicPr>
                   <pic:blipFill>
@@ -2130,7 +2284,7 @@
                   <pic:spPr>
                     <a:xfrm>
                       <a:off x="0" y="0"/>
-                      <a:ext cx="5669280" cy="2770216"/>
+                      <a:ext cx="5669280" cy="5839358"/>
                     </a:xfrm>
                     <a:prstGeom prst="rect"/>
                   </pic:spPr>
@@ -2151,7 +2305,7 @@
           <w:color w:val="505050"/>
           <w:sz w:val="18"/>
         </w:rPr>
-        <w:t>Figure 1. Top: everything that ends up on the mold surface, in order. Bottom: the XCR overcoat clock at 20 °C; the shaded span is the firm-but-tacky window where a second coat bonds with no prep.</w:t>
+        <w:t>Figure 1. Sealing a mold from the board up: XCR coats with the fingernail check between them (firm but tacky: coat again with no prep), the 12 h FEB hold after the last coat, then wax and PVA, with the laminate last.</w:t>
       </w:r>
     </w:p>
     <w:p/>
@@ -2165,16 +2319,21 @@
     </w:p>
     <w:p>
       <w:r>
-        <w:t xml:space="preserve">Per R2 (XCR SDS): the mixed system is a </w:t>
+        <w:t>Per R2 (XCR SDS §2): the resin and the hardener both cause allergic skin reactions (H317) and serious eye damage (H318). The hardener is corrosive and causes severe skin burns (H314). The resin is suspected of causing genetic defects (H341). Neither part is classified as a respiratory sensitizer (no H334), though the resin SDS §11.1 says it may be a respiratory tract sensitiser; the respirator rule below is for vapor. Repeated careless exposure can make you permanently allergic to epoxies, which ends your composites career.</w:t>
       </w:r>
+    </w:p>
+    <w:p>
+      <w:pPr>
+        <w:pStyle w:val="ListBullet"/>
+      </w:pPr>
       <w:r>
         <w:rPr>
           <w:b/>
         </w:rPr>
-        <w:t>skin and respiratory sensitizer</w:t>
+        <w:t>Past reaction:</w:t>
       </w:r>
       <w:r>
-        <w:t>. Repeated careless exposure can make you permanently allergic to epoxies, which ends your composites career.</w:t>
+        <w:t xml:space="preserve"> anyone who has had a skin reaction to epoxy shall not mix or brush XCR, and tells a lead (R2 §7.1). There is other work on a sealing night.</w:t>
       </w:r>
     </w:p>
     <w:p>
@@ -2227,10 +2386,24 @@
         <w:rPr>
           <w:b/>
         </w:rPr>
-        <w:t>Eyes/skin:</w:t>
+        <w:t>Eyes:</w:t>
       </w:r>
       <w:r>
-        <w:t xml:space="preserve"> safety glasses when mixing/pouring; wash any skin contact immediately with soap and water (not solvent). Contaminated clothing stays at the shop (R2 P272).</w:t>
+        <w:t xml:space="preserve"> safety glasses with side shields whenever XCR resin or hardener is open; prescription glasses are not eye protection. You should wear safety goggles with side protection (EN 166) when mixing or brushing XCR (R2 §8.2); goggles are on the purchase list.</w:t>
+      </w:r>
+    </w:p>
+    <w:p>
+      <w:pPr>
+        <w:pStyle w:val="ListBullet"/>
+      </w:pPr>
+      <w:r>
+        <w:rPr>
+          <w:b/>
+        </w:rPr>
+        <w:t>Skin:</w:t>
+      </w:r>
+      <w:r>
+        <w:t xml:space="preserve"> wash any skin contact immediately with soap and water (not solvent). Contaminated clothing stays at the shop (R2 P272).</w:t>
       </w:r>
     </w:p>
     <w:p>
@@ -2276,7 +2449,7 @@
         <w:pStyle w:val="ListNumber"/>
       </w:pPr>
       <w:r>
-        <w:t>Blow all dust off the mold with compressed air, including pockets and scribe lines.</w:t>
+        <w:t>Blow all dust off the mold with compressed air, including pockets and scribe lines. [held for Simon: vacuum instead, REGISTER R-004-15]</w:t>
       </w:r>
     </w:p>
     <w:p>
@@ -2372,7 +2545,7 @@
         <w:pStyle w:val="Heading3"/>
       </w:pPr>
       <w:r>
-        <w:t>7.3 Seal with XCR</w:t>
+        <w:t>7.3 Sealing with XCR: batch size, coats, overcoat window</w:t>
       </w:r>
     </w:p>
     <w:p>
@@ -2380,7 +2553,7 @@
         <w:pStyle w:val="ListNumber"/>
       </w:pPr>
       <w:r>
-        <w:t>Confirm workspace is 15–30 °C and can stay ≥20 °C through the cure (R1). Do not seal outdoors on cold evenings; the cure stalls below 15 °C.</w:t>
+        <w:t>Confirm workspace is 15–30 °C and can stay ≥20 °C through the cure (R1). Both jugs, resin and hardener, are inside 15–30 °C before you mix; on a cold night, bring them in from storage first. Avoid a humid room (R1). Do not seal outdoors on cold evenings; R1 rates XCR for 15–30 °C only.</w:t>
       </w:r>
     </w:p>
     <w:p>
@@ -2388,22 +2561,7 @@
         <w:pStyle w:val="ListNumber"/>
       </w:pPr>
       <w:r>
-        <w:rPr>
-          <w:b/>
-        </w:rPr>
-        <w:t>Batch size: mix ≤150 g at a time.</w:t>
-      </w:r>
-      <w:r>
-        <w:t xml:space="preserve"> Pot life at that size is only </w:t>
-      </w:r>
-      <w:r>
-        <w:rPr>
-          <w:b/>
-        </w:rPr>
-        <w:t>8 minutes at 20 °C (4 at 30 °C)</w:t>
-      </w:r>
-      <w:r>
-        <w:t>, and a bigger batch is shorter-lived and hotter. A 150 g batch covers roughly a medium mold section per coat; mix again rather than mixing big. Record each batch mass on the WO.</w:t>
+        <w:t>Batch size: mix 150 g or less at a time. Pot life at that size is only 8 minutes at 20 °C (4 at 30 °C), and a bigger batch is shorter-lived and hotter. A 150 g batch covers roughly a medium mold section per coat; mix again rather than mixing big. Record each batch mass on the WO.</w:t>
       </w:r>
     </w:p>
     <w:p>
@@ -2411,16 +2569,7 @@
         <w:pStyle w:val="ListNumber"/>
       </w:pPr>
       <w:r>
-        <w:t xml:space="preserve">Weigh XCR at </w:t>
-      </w:r>
-      <w:r>
-        <w:rPr>
-          <w:b/>
-        </w:rPr>
-        <w:t>100:41 resin:hardener by weight</w:t>
-      </w:r>
-      <w:r>
-        <w:t xml:space="preserve"> (R1). Mix thoroughly ≥2 min, scraping walls and base; then double-pot: transfer to a second cup and remix with a fresh stick (R1). Unmixed streaks from cup walls are the classic soft-spot cause.</w:t>
+        <w:t>Weigh XCR at 100:41 resin:hardener by weight (R1). Mix thoroughly ≥2 min, scraping walls and base; then double-pot: transfer to a second cup and remix with a fresh stick (R1). Unmixed streaks from cup walls are the classic soft-spot cause.</w:t>
       </w:r>
     </w:p>
     <w:p>
@@ -2438,6 +2587,11 @@
       </w:r>
       <w:r>
         <w:t xml:space="preserve"> corners and fillets: pooling in crevices is the Duratec failure mode we are not repeating; a thin coat that needs a second pass beats a thick coat that pools.</w:t>
+      </w:r>
+    </w:p>
+    <w:p>
+      <w:r>
+        <w:t>How many coats: 30 lb board usually needs a second coat; 60 lb board often seals in one. Plan two coats on 45 lb board until the team has a record of it sealing in one (team rule). A mold cut from a range of grades seals like its softest board, so you should plan two coats if any of it is 30 or 45 lb (the mold's "Board density, min" and "Board density, max" fields show the range).</w:t>
       </w:r>
     </w:p>
     <w:p>
@@ -2459,16 +2613,52 @@
         <w:t>Second coat timing:</w:t>
       </w:r>
       <w:r>
-        <w:t xml:space="preserve"> overcoat when the first coat is firm-but-tacky, </w:t>
+        <w:t xml:space="preserve"> overcoat when the first coat is firm but tacky: firm, soft enough to indent with a fingernail, a slight tack on the surface. At 20 °C that is usually about 2 h 50 after the coat went on (1 h 30 at 30 °C), but the clock is an estimate; check with a fingernail, and the state decides (R1). A coat applied in that state bonds chemically with no prep (R1).</w:t>
       </w:r>
+    </w:p>
+    <w:p>
       <w:r>
-        <w:rPr>
-          <w:b/>
-        </w:rPr>
-        <w:t>within ~2 h 50 at 20 °C (1 h 30 at 30 °C)</w:t>
+        <w:t>If the first coat has gone tack-free (coming back another day always means tack-free), recoat this way (R1):</w:t>
       </w:r>
+    </w:p>
+    <w:p>
+      <w:pPr>
+        <w:pStyle w:val="ListBullet"/>
+      </w:pPr>
       <w:r>
-        <w:t>, and it chemically bonds with no prep (R1). 30 lb board usually needs a second coat; 60 lb board often seals in one. If the window is missed (tack-free), wait ≥9 h from application, key with 120-grit, blow + IPA-wipe, then recoat.</w:t>
+        <w:t>Wait at least 9 h from application.</w:t>
+      </w:r>
+    </w:p>
+    <w:p>
+      <w:pPr>
+        <w:pStyle w:val="ListBullet"/>
+      </w:pPr>
+      <w:r>
+        <w:t>Key the surface with 120 grit.</w:t>
+      </w:r>
+    </w:p>
+    <w:p>
+      <w:pPr>
+        <w:pStyle w:val="ListBullet"/>
+      </w:pPr>
+      <w:r>
+        <w:t>Blow off the dust.</w:t>
+      </w:r>
+    </w:p>
+    <w:p>
+      <w:pPr>
+        <w:pStyle w:val="ListBullet"/>
+      </w:pPr>
+      <w:r>
+        <w:t>Wipe with IPA.</w:t>
+      </w:r>
+    </w:p>
+    <w:p>
+      <w:pPr>
+        <w:pStyle w:val="ListBullet"/>
+      </w:pPr>
+      <w:r>
+        <w:t>Recoat.</w:t>
       </w:r>
     </w:p>
     <w:p>
@@ -2476,16 +2666,7 @@
         <w:pStyle w:val="ListNumber"/>
       </w:pPr>
       <w:r>
-        <w:t xml:space="preserve">Initial cure is </w:t>
-      </w:r>
-      <w:r>
-        <w:rPr>
-          <w:b/>
-        </w:rPr>
-        <w:t>8 h 30 at 20 °C</w:t>
-      </w:r>
-      <w:r>
-        <w:t xml:space="preserve"> (R1); the mold is handleable after ~9 h. Only if a run/nib formed: locally denib with ≥800 grit, then re-wipe with IPA.</w:t>
+        <w:t>Wait out the FEB hold of 12 h after the last coat before the release system (§7.4) goes on (team hold, CS-008 §5). The datasheet gives initial cure as 8 h 30 at 20 °C, handleable at about 9 h (R1); the 12 h is the team's margin over it. The app does not lock this hold, so write the last-coat time in the note on the work order's "Seal and release mold" step. Only if a run/nib formed: locally denib with ≥800 grit (team value), then re-wipe with IPA.</w:t>
       </w:r>
     </w:p>
     <w:p>
@@ -2549,7 +2730,7 @@
         <w:pStyle w:val="Heading3"/>
       </w:pPr>
       <w:r>
-        <w:t>7.4 Apply release system</w:t>
+        <w:t>7.4 Release: wax coats, then PVA</w:t>
       </w:r>
     </w:p>
     <w:p>
@@ -2557,16 +2738,7 @@
         <w:pStyle w:val="ListNumber"/>
       </w:pPr>
       <w:r>
-        <w:t xml:space="preserve">On a fresh sealed mold: apply Formula Five wax per R4: thin film, let haze, buff with clean microfiber. </w:t>
-      </w:r>
-      <w:r>
-        <w:rPr>
-          <w:b/>
-        </w:rPr>
-        <w:t>4 coats minimum on a new mold</w:t>
-      </w:r>
-      <w:r>
-        <w:t>, buffing between coats.</w:t>
+        <w:t>On a fresh sealed mold, once the 12 h hold in §7.3 step 7 has passed: apply Formula Five wax per R4: thin film, let haze, buff with clean microfiber. 4 coats minimum on a new mold (team count; R4 asks for at least three), buffing between coats.</w:t>
       </w:r>
     </w:p>
     <w:p>
@@ -2574,7 +2746,7 @@
         <w:pStyle w:val="ListNumber"/>
       </w:pPr>
       <w:r>
-        <w:t>Apply Partall #10 PVA film per R3: thin, even coats; let each dry fully (it dries to a visible glossy film). 2 coats.</w:t>
+        <w:t>Wait at least 1 h after the last wax coat before the PVA goes on, so the wax solvents out-gas (R4; R3).</w:t>
       </w:r>
     </w:p>
     <w:p>
@@ -2582,7 +2754,7 @@
         <w:pStyle w:val="ListNumber"/>
       </w:pPr>
       <w:r>
-        <w:t>On a re-used sealed mold: clean with Clean 'N Glaze (R5), then 1–2 wax coats + PVA as above.</w:t>
+        <w:t>Apply Partall #10 PVA film per R3: thin, even coats; let each dry fully (it dries to a visible glossy film), about 15 to 45 min a coat (R3). 2 coats (team count; R3 gives a mist coat then flow coats on a new mold).</w:t>
       </w:r>
     </w:p>
     <w:p>
@@ -2590,7 +2762,15 @@
         <w:pStyle w:val="ListNumber"/>
       </w:pPr>
       <w:r>
-        <w:t>Mark the mold's record with sealing and release done (who, when, products, batch masses, coat counts), and set its stage to Sealed.</w:t>
+        <w:t>On a re-used sealed mold: clean with Clean 'N Glaze (R5), then 1–2 wax coats, the 1 h wait and PVA as above.</w:t>
+      </w:r>
+    </w:p>
+    <w:p>
+      <w:pPr>
+        <w:pStyle w:val="ListNumber"/>
+      </w:pPr>
+      <w:r>
+        <w:t>On the Molds tab, open the mold and set Sealing system = XCR, Sealed on = the date of the last XCR coat, Sealed by = you (pick yourself from the list), and Stage = Sealed. Write the XCR batch masses, coat count, coat times, and the wax and PVA coat counts in the note on the work order's "Seal and release mold" step.</w:t>
       </w:r>
     </w:p>
     <w:tbl>
@@ -2645,25 +2825,7 @@
         <w:pStyle w:val="ListNumber"/>
       </w:pPr>
       <w:r>
-        <w:t xml:space="preserve">Choose a patch on the </w:t>
-      </w:r>
-      <w:r>
-        <w:rPr>
-          <w:b/>
-        </w:rPr>
-        <w:t>back face</w:t>
-      </w:r>
-      <w:r>
-        <w:t xml:space="preserve">, at least 25 mm inboard of the mold outline on every side. Never the working surface. </w:t>
-      </w:r>
-      <w:r>
-        <w:rPr>
-          <w:b/>
-        </w:rPr>
-        <w:t>Never within 40 mm of the flange perimeter</w:t>
-      </w:r>
-      <w:r>
-        <w:t>: tacky tape is 12.7 mm wide, and a label edge under the seal is a leak channel you will not find at 27 inHg (CS-001 §6).</w:t>
+        <w:t>Choose a patch on the back face, inboard of the 40 mm keep-out at every edge (CS-001 §6 rule 2). Never the working surface. The keep-out is there because tacky tape is 12.7 mm wide, and a label edge under the seal is a leak channel you will not find at 27 inHg (CS-001 §6).</w:t>
       </w:r>
     </w:p>
     <w:p>
@@ -2679,7 +2841,7 @@
         <w:pStyle w:val="ListNumber"/>
       </w:pPr>
       <w:r>
-        <w:t>Print the mold's label from the app and apply it. Check the printed parts-pulled count and seal date match what you just recorded.</w:t>
+        <w:t>Print the mold's label from the app and apply it. Check the printed parts-pulled count, seal date and sealed-by name match what you just recorded.</w:t>
       </w:r>
     </w:p>
     <w:p>
@@ -2688,6 +2850,14 @@
       </w:pPr>
       <w:r>
         <w:t>Confirm the engraved ID from CS-005 is still legible. If machining or rework removed it, re-engrave or stamp before the mold leaves.</w:t>
+      </w:r>
+    </w:p>
+    <w:p>
+      <w:pPr>
+        <w:pStyle w:val="ListNumber"/>
+      </w:pPr>
+      <w:r>
+        <w:t>Set the mold's Stage to Ready for layup. It is now cleared for CS-006 (infusion) or CS-007 (wet layup).</w:t>
       </w:r>
     </w:p>
     <w:p>
@@ -2701,22 +2871,13 @@
         <w:t xml:space="preserve">⚠ CAUTION: </w:t>
       </w:r>
       <w:r>
-        <w:t xml:space="preserve">On a </w:t>
-      </w:r>
-      <w:r>
-        <w:rPr>
-          <w:b/>
-        </w:rPr>
-        <w:t>re-seal</w:t>
-      </w:r>
-      <w:r>
-        <w:t xml:space="preserve">, the old label comes off with the strip and a new one is printed carrying the new seal date and the incremented parts-pulled count. A label reading </w:t>
+        <w:t xml:space="preserve">On a re-seal, the old label comes off with the strip and a new one is printed carrying the new seal date and the incremented parts-pulled count. A label reading </w:t>
       </w:r>
       <w:r>
         <w:rPr>
           <w:rFonts w:ascii="Courier New" w:hAnsi="Courier New"/>
         </w:rPr>
-        <w:t>SEALED 2025-11-02 · USES 09</w:t>
+        <w:t>SEALED 2025-11-02 · J LEE · USES 09</w:t>
       </w:r>
       <w:r>
         <w:t xml:space="preserve"> is telling you something important, and reprinting is how it stays true.</w:t>
@@ -2940,7 +3101,7 @@
               <w:rPr>
                 <w:sz w:val="19"/>
               </w:rPr>
-              <w:t>Fingernail does not mark surface at 24 h</w:t>
+              <w:t>Fingernail does not mark surface, checked at or after the 12 h hold (CS-008 §5) and before the release system goes on</w:t>
             </w:r>
           </w:p>
         </w:tc>
@@ -3091,7 +3252,7 @@
     </w:p>
     <w:p>
       <w:r>
-        <w:t>The mold's work order records: sealing date/operator, XCR batch masses + count, coat count and timing (in/out of overcoat window), wax/PVA coat counts, the 7.2 and 7.4 photos, and the quality-check table. This is what makes "why did part X stick?" answerable in minutes.</w:t>
+        <w:t>The mold record carries Sealing system, Sealed on, Sealed by and Stage (§7.4 step 5, §7.5 step 5). The note on the work order's "Seal and release mold" step carries the XCR batch masses and count, coat count and coat times (in or out of the overcoat time), the last-coat time that starts the 12 h hold, and the wax and PVA coat counts. The work order also holds the 7.2 and 7.4 photos and the quality-check table. This is what makes "why did part X stick?" answerable in minutes.</w:t>
       </w:r>
     </w:p>
     <w:p>
